--- a/extrakty/doc/TC278WG5/extract_16152_(2012).docx
+++ b/extrakty/doc/TC278WG5/extract_16152_(2012).docx
@@ -115,10 +115,10 @@
               <w:pStyle w:val="1StrTrZn"/>
             </w:pPr>
             <w:r>
-              <w:t>01 83</w:t>
+              <w:t xml:space="preserve"/>
             </w:r>
             <w:r>
-              <w:t>94</w:t>
+              <w:t/>
             </w:r>
           </w:p>
         </w:tc>
